--- a/Planning_samedi_2026-2027.docx
+++ b/Planning_samedi_2026-2027.docx
@@ -118,7 +118,7 @@
                 <w:sz w:val="19"/>
                 <w:szCs w:val="19"/>
               </w:rPr>
-              <w:t xml:space="preserve">Saison 2026-2027   ·   34 cours   ·   135 inscriptions</w:t>
+              <w:t xml:space="preserve">Saison 2026-2027   ·   39 cours   ·   155 inscriptions</w:t>
             </w:r>
           </w:p>
         </w:tc>
@@ -1287,11 +1287,132 @@
             <w:r>
               <w:rPr>
                 <w:rFonts w:ascii="Calibri" w:cs="Calibri" w:eastAsia="Calibri" w:hAnsi="Calibri"/>
-                <w:color w:val="2E2E2E"/>
-                <w:sz w:val="12"/>
-                <w:szCs w:val="12"/>
-              </w:rPr>
-              <w:t xml:space="preserve"/>
+                <w:b/>
+                <w:bCs/>
+                <w:color w:val="C0392B"/>
+                <w:sz w:val="15"/>
+                <w:szCs w:val="15"/>
+              </w:rPr>
+              <w:t xml:space="preserve">09:00–10:00   </w:t>
+            </w:r>
+            <w:r>
+              <w:rPr>
+                <w:rFonts w:ascii="Calibri" w:cs="Calibri" w:eastAsia="Calibri" w:hAnsi="Calibri"/>
+                <w:b/>
+                <w:bCs/>
+                <w:color w:val="2E2E2E"/>
+                <w:sz w:val="15"/>
+                <w:szCs w:val="15"/>
+              </w:rPr>
+              <w:t xml:space="preserve">Vert</w:t>
+            </w:r>
+          </w:p>
+          <w:p>
+            <w:pPr>
+              <w:spacing w:after="14" w:before="0" w:line="147"/>
+            </w:pPr>
+            <w:r>
+              <w:rPr>
+                <w:rFonts w:ascii="Calibri" w:cs="Calibri" w:eastAsia="Calibri" w:hAnsi="Calibri"/>
+                <w:b/>
+                <w:bCs/>
+                <w:color w:val="8A9E28"/>
+                <w:sz w:val="13"/>
+                <w:szCs w:val="13"/>
+              </w:rPr>
+              <w:t xml:space="preserve">Zeliha Eryilmaz</w:t>
+            </w:r>
+          </w:p>
+          <w:p>
+            <w:pPr>
+              <w:spacing w:after="0" w:before="0" w:line="147"/>
+            </w:pPr>
+            <w:r>
+              <w:rPr>
+                <w:rFonts w:ascii="Calibri" w:cs="Calibri" w:eastAsia="Calibri" w:hAnsi="Calibri"/>
+                <w:color w:val="AAAAAA"/>
+                <w:sz w:val="12"/>
+                <w:szCs w:val="12"/>
+              </w:rPr>
+              <w:t xml:space="preserve">01. </w:t>
+            </w:r>
+            <w:r>
+              <w:rPr>
+                <w:rFonts w:ascii="Calibri" w:cs="Calibri" w:eastAsia="Calibri" w:hAnsi="Calibri"/>
+                <w:color w:val="2E2E2E"/>
+                <w:sz w:val="12"/>
+                <w:szCs w:val="12"/>
+              </w:rPr>
+              <w:t xml:space="preserve">ERRICO Aleksander</w:t>
+            </w:r>
+          </w:p>
+          <w:p>
+            <w:pPr>
+              <w:spacing w:after="0" w:before="0" w:line="147"/>
+            </w:pPr>
+            <w:r>
+              <w:rPr>
+                <w:rFonts w:ascii="Calibri" w:cs="Calibri" w:eastAsia="Calibri" w:hAnsi="Calibri"/>
+                <w:color w:val="AAAAAA"/>
+                <w:sz w:val="12"/>
+                <w:szCs w:val="12"/>
+              </w:rPr>
+              <w:t xml:space="preserve">02. </w:t>
+            </w:r>
+            <w:r>
+              <w:rPr>
+                <w:rFonts w:ascii="Calibri" w:cs="Calibri" w:eastAsia="Calibri" w:hAnsi="Calibri"/>
+                <w:color w:val="2E2E2E"/>
+                <w:sz w:val="12"/>
+                <w:szCs w:val="12"/>
+              </w:rPr>
+              <w:t xml:space="preserve">MORENA Filippo</w:t>
+            </w:r>
+          </w:p>
+          <w:p>
+            <w:pPr>
+              <w:spacing w:after="0" w:before="0" w:line="147"/>
+            </w:pPr>
+            <w:r>
+              <w:rPr>
+                <w:rFonts w:ascii="Calibri" w:cs="Calibri" w:eastAsia="Calibri" w:hAnsi="Calibri"/>
+                <w:color w:val="AAAAAA"/>
+                <w:sz w:val="12"/>
+                <w:szCs w:val="12"/>
+              </w:rPr>
+              <w:t xml:space="preserve">03. </w:t>
+            </w:r>
+            <w:r>
+              <w:rPr>
+                <w:rFonts w:ascii="Calibri" w:cs="Calibri" w:eastAsia="Calibri" w:hAnsi="Calibri"/>
+                <w:color w:val="2E2E2E"/>
+                <w:sz w:val="12"/>
+                <w:szCs w:val="12"/>
+              </w:rPr>
+              <w:t xml:space="preserve">RIEKELES Alma</w:t>
+            </w:r>
+          </w:p>
+          <w:p>
+            <w:pPr>
+              <w:spacing w:after="0" w:before="0" w:line="147"/>
+            </w:pPr>
+            <w:r>
+              <w:rPr>
+                <w:rFonts w:ascii="Calibri" w:cs="Calibri" w:eastAsia="Calibri" w:hAnsi="Calibri"/>
+                <w:color w:val="AAAAAA"/>
+                <w:sz w:val="12"/>
+                <w:szCs w:val="12"/>
+              </w:rPr>
+              <w:t xml:space="preserve">04. </w:t>
+            </w:r>
+            <w:r>
+              <w:rPr>
+                <w:rFonts w:ascii="Calibri" w:cs="Calibri" w:eastAsia="Calibri" w:hAnsi="Calibri"/>
+                <w:color w:val="2E2E2E"/>
+                <w:sz w:val="12"/>
+                <w:szCs w:val="12"/>
+              </w:rPr>
+              <w:t xml:space="preserve">SIKORA Mathias</w:t>
             </w:r>
           </w:p>
         </w:tc>
@@ -2546,11 +2667,247 @@
             <w:r>
               <w:rPr>
                 <w:rFonts w:ascii="Calibri" w:cs="Calibri" w:eastAsia="Calibri" w:hAnsi="Calibri"/>
-                <w:color w:val="2E2E2E"/>
-                <w:sz w:val="12"/>
-                <w:szCs w:val="12"/>
-              </w:rPr>
-              <w:t xml:space="preserve"/>
+                <w:b/>
+                <w:bCs/>
+                <w:color w:val="C0392B"/>
+                <w:sz w:val="15"/>
+                <w:szCs w:val="15"/>
+              </w:rPr>
+              <w:t xml:space="preserve">10:00–11:00   </w:t>
+            </w:r>
+            <w:r>
+              <w:rPr>
+                <w:rFonts w:ascii="Calibri" w:cs="Calibri" w:eastAsia="Calibri" w:hAnsi="Calibri"/>
+                <w:b/>
+                <w:bCs/>
+                <w:color w:val="2E2E2E"/>
+                <w:sz w:val="15"/>
+                <w:szCs w:val="15"/>
+              </w:rPr>
+              <w:t xml:space="preserve">Jeu de jambes</w:t>
+            </w:r>
+          </w:p>
+          <w:p>
+            <w:pPr>
+              <w:spacing w:after="14" w:before="0" w:line="147"/>
+            </w:pPr>
+            <w:r>
+              <w:rPr>
+                <w:rFonts w:ascii="Calibri" w:cs="Calibri" w:eastAsia="Calibri" w:hAnsi="Calibri"/>
+                <w:b/>
+                <w:bCs/>
+                <w:color w:val="8A9E28"/>
+                <w:sz w:val="13"/>
+                <w:szCs w:val="13"/>
+              </w:rPr>
+              <w:t xml:space="preserve">De Schauwers Guillaume</w:t>
+            </w:r>
+          </w:p>
+          <w:p>
+            <w:pPr>
+              <w:spacing w:after="0" w:before="0" w:line="147"/>
+            </w:pPr>
+            <w:r>
+              <w:rPr>
+                <w:rFonts w:ascii="Calibri" w:cs="Calibri" w:eastAsia="Calibri" w:hAnsi="Calibri"/>
+                <w:color w:val="AAAAAA"/>
+                <w:sz w:val="12"/>
+                <w:szCs w:val="12"/>
+              </w:rPr>
+              <w:t xml:space="preserve">01. </w:t>
+            </w:r>
+            <w:r>
+              <w:rPr>
+                <w:rFonts w:ascii="Calibri" w:cs="Calibri" w:eastAsia="Calibri" w:hAnsi="Calibri"/>
+                <w:color w:val="2E2E2E"/>
+                <w:sz w:val="12"/>
+                <w:szCs w:val="12"/>
+              </w:rPr>
+              <w:t xml:space="preserve">GEMIKLI Berin</w:t>
+            </w:r>
+          </w:p>
+          <w:p>
+            <w:pPr>
+              <w:spacing w:after="0" w:before="0" w:line="147"/>
+            </w:pPr>
+            <w:r>
+              <w:rPr>
+                <w:rFonts w:ascii="Calibri" w:cs="Calibri" w:eastAsia="Calibri" w:hAnsi="Calibri"/>
+                <w:color w:val="AAAAAA"/>
+                <w:sz w:val="12"/>
+                <w:szCs w:val="12"/>
+              </w:rPr>
+              <w:t xml:space="preserve">02. </w:t>
+            </w:r>
+            <w:r>
+              <w:rPr>
+                <w:rFonts w:ascii="Calibri" w:cs="Calibri" w:eastAsia="Calibri" w:hAnsi="Calibri"/>
+                <w:color w:val="2E2E2E"/>
+                <w:sz w:val="12"/>
+                <w:szCs w:val="12"/>
+              </w:rPr>
+              <w:t xml:space="preserve">GENTCHEVA Alexandra</w:t>
+            </w:r>
+          </w:p>
+          <w:p>
+            <w:pPr>
+              <w:spacing w:after="0" w:before="0" w:line="147"/>
+            </w:pPr>
+            <w:r>
+              <w:rPr>
+                <w:rFonts w:ascii="Calibri" w:cs="Calibri" w:eastAsia="Calibri" w:hAnsi="Calibri"/>
+                <w:color w:val="AAAAAA"/>
+                <w:sz w:val="12"/>
+                <w:szCs w:val="12"/>
+              </w:rPr>
+              <w:t xml:space="preserve">03. </w:t>
+            </w:r>
+            <w:r>
+              <w:rPr>
+                <w:rFonts w:ascii="Calibri" w:cs="Calibri" w:eastAsia="Calibri" w:hAnsi="Calibri"/>
+                <w:color w:val="2E2E2E"/>
+                <w:sz w:val="12"/>
+                <w:szCs w:val="12"/>
+              </w:rPr>
+              <w:t xml:space="preserve">LUKACHI Aleksander</w:t>
+            </w:r>
+          </w:p>
+          <w:p>
+            <w:pPr>
+              <w:spacing w:after="0" w:before="0" w:line="147"/>
+            </w:pPr>
+            <w:r>
+              <w:rPr>
+                <w:rFonts w:ascii="Calibri" w:cs="Calibri" w:eastAsia="Calibri" w:hAnsi="Calibri"/>
+                <w:color w:val="AAAAAA"/>
+                <w:sz w:val="12"/>
+                <w:szCs w:val="12"/>
+              </w:rPr>
+              <w:t xml:space="preserve">04. </w:t>
+            </w:r>
+            <w:r>
+              <w:rPr>
+                <w:rFonts w:ascii="Calibri" w:cs="Calibri" w:eastAsia="Calibri" w:hAnsi="Calibri"/>
+                <w:color w:val="2E2E2E"/>
+                <w:sz w:val="12"/>
+                <w:szCs w:val="12"/>
+              </w:rPr>
+              <w:t xml:space="preserve">LUKACHI Vladimir</w:t>
+            </w:r>
+          </w:p>
+          <w:p>
+            <w:pPr>
+              <w:spacing w:after="0" w:before="0" w:line="147"/>
+            </w:pPr>
+            <w:r>
+              <w:rPr>
+                <w:rFonts w:ascii="Calibri" w:cs="Calibri" w:eastAsia="Calibri" w:hAnsi="Calibri"/>
+                <w:color w:val="AAAAAA"/>
+                <w:sz w:val="12"/>
+                <w:szCs w:val="12"/>
+              </w:rPr>
+              <w:t xml:space="preserve">05. </w:t>
+            </w:r>
+            <w:r>
+              <w:rPr>
+                <w:rFonts w:ascii="Calibri" w:cs="Calibri" w:eastAsia="Calibri" w:hAnsi="Calibri"/>
+                <w:color w:val="2E2E2E"/>
+                <w:sz w:val="12"/>
+                <w:szCs w:val="12"/>
+              </w:rPr>
+              <w:t xml:space="preserve">MASON Rafael</w:t>
+            </w:r>
+          </w:p>
+          <w:p>
+            <w:pPr>
+              <w:spacing w:after="0" w:before="0" w:line="147"/>
+            </w:pPr>
+            <w:r>
+              <w:rPr>
+                <w:rFonts w:ascii="Calibri" w:cs="Calibri" w:eastAsia="Calibri" w:hAnsi="Calibri"/>
+                <w:color w:val="AAAAAA"/>
+                <w:sz w:val="12"/>
+                <w:szCs w:val="12"/>
+              </w:rPr>
+              <w:t xml:space="preserve">06. </w:t>
+            </w:r>
+            <w:r>
+              <w:rPr>
+                <w:rFonts w:ascii="Calibri" w:cs="Calibri" w:eastAsia="Calibri" w:hAnsi="Calibri"/>
+                <w:color w:val="2E2E2E"/>
+                <w:sz w:val="12"/>
+                <w:szCs w:val="12"/>
+              </w:rPr>
+              <w:t xml:space="preserve">MICCINILLI Raphaël</w:t>
+            </w:r>
+          </w:p>
+          <w:p>
+            <w:pPr>
+              <w:spacing w:after="0" w:before="0" w:line="147"/>
+            </w:pPr>
+            <w:r>
+              <w:rPr>
+                <w:rFonts w:ascii="Calibri" w:cs="Calibri" w:eastAsia="Calibri" w:hAnsi="Calibri"/>
+                <w:color w:val="AAAAAA"/>
+                <w:sz w:val="12"/>
+                <w:szCs w:val="12"/>
+              </w:rPr>
+              <w:t xml:space="preserve">07. </w:t>
+            </w:r>
+            <w:r>
+              <w:rPr>
+                <w:rFonts w:ascii="Calibri" w:cs="Calibri" w:eastAsia="Calibri" w:hAnsi="Calibri"/>
+                <w:color w:val="2E2E2E"/>
+                <w:sz w:val="12"/>
+                <w:szCs w:val="12"/>
+              </w:rPr>
+              <w:t xml:space="preserve">MIHAYLOV Philippe</w:t>
+            </w:r>
+          </w:p>
+          <w:p>
+            <w:pPr>
+              <w:spacing w:after="0" w:before="0" w:line="147"/>
+            </w:pPr>
+            <w:r>
+              <w:rPr>
+                <w:rFonts w:ascii="Calibri" w:cs="Calibri" w:eastAsia="Calibri" w:hAnsi="Calibri"/>
+                <w:color w:val="AAAAAA"/>
+                <w:sz w:val="12"/>
+                <w:szCs w:val="12"/>
+              </w:rPr>
+              <w:t xml:space="preserve">08. </w:t>
+            </w:r>
+            <w:r>
+              <w:rPr>
+                <w:rFonts w:ascii="Calibri" w:cs="Calibri" w:eastAsia="Calibri" w:hAnsi="Calibri"/>
+                <w:color w:val="2E2E2E"/>
+                <w:sz w:val="12"/>
+                <w:szCs w:val="12"/>
+              </w:rPr>
+              <w:t xml:space="preserve">SINDABIZERA On Lys</w:t>
+            </w:r>
+          </w:p>
+          <w:p>
+            <w:pPr>
+              <w:spacing w:after="0" w:before="0" w:line="147"/>
+            </w:pPr>
+            <w:r>
+              <w:rPr>
+                <w:rFonts w:ascii="Calibri" w:cs="Calibri" w:eastAsia="Calibri" w:hAnsi="Calibri"/>
+                <w:color w:val="AAAAAA"/>
+                <w:sz w:val="12"/>
+                <w:szCs w:val="12"/>
+              </w:rPr>
+              <w:t xml:space="preserve">09. </w:t>
+            </w:r>
+            <w:r>
+              <w:rPr>
+                <w:rFonts w:ascii="Calibri" w:cs="Calibri" w:eastAsia="Calibri" w:hAnsi="Calibri"/>
+                <w:color w:val="2E2E2E"/>
+                <w:sz w:val="12"/>
+                <w:szCs w:val="12"/>
+              </w:rPr>
+              <w:t xml:space="preserve">VAN DIJK BRUNO Michele</w:t>
             </w:r>
           </w:p>
         </w:tc>
@@ -3235,11 +3592,201 @@
             <w:r>
               <w:rPr>
                 <w:rFonts w:ascii="Calibri" w:cs="Calibri" w:eastAsia="Calibri" w:hAnsi="Calibri"/>
-                <w:color w:val="2E2E2E"/>
-                <w:sz w:val="12"/>
-                <w:szCs w:val="12"/>
-              </w:rPr>
-              <w:t xml:space="preserve"/>
+                <w:b/>
+                <w:bCs/>
+                <w:color w:val="C0392B"/>
+                <w:sz w:val="15"/>
+                <w:szCs w:val="15"/>
+              </w:rPr>
+              <w:t xml:space="preserve">11:00–12:00   </w:t>
+            </w:r>
+            <w:r>
+              <w:rPr>
+                <w:rFonts w:ascii="Calibri" w:cs="Calibri" w:eastAsia="Calibri" w:hAnsi="Calibri"/>
+                <w:b/>
+                <w:bCs/>
+                <w:color w:val="2E2E2E"/>
+                <w:sz w:val="15"/>
+                <w:szCs w:val="15"/>
+              </w:rPr>
+              <w:t xml:space="preserve">Jeu de jambes</w:t>
+            </w:r>
+          </w:p>
+          <w:p>
+            <w:pPr>
+              <w:spacing w:after="14" w:before="0" w:line="147"/>
+            </w:pPr>
+            <w:r>
+              <w:rPr>
+                <w:rFonts w:ascii="Calibri" w:cs="Calibri" w:eastAsia="Calibri" w:hAnsi="Calibri"/>
+                <w:b/>
+                <w:bCs/>
+                <w:color w:val="8A9E28"/>
+                <w:sz w:val="13"/>
+                <w:szCs w:val="13"/>
+              </w:rPr>
+              <w:t xml:space="preserve">De Schauwers Guillaume</w:t>
+            </w:r>
+          </w:p>
+          <w:p>
+            <w:pPr>
+              <w:spacing w:after="0" w:before="0" w:line="147"/>
+            </w:pPr>
+            <w:r>
+              <w:rPr>
+                <w:rFonts w:ascii="Calibri" w:cs="Calibri" w:eastAsia="Calibri" w:hAnsi="Calibri"/>
+                <w:color w:val="AAAAAA"/>
+                <w:sz w:val="12"/>
+                <w:szCs w:val="12"/>
+              </w:rPr>
+              <w:t xml:space="preserve">01. </w:t>
+            </w:r>
+            <w:r>
+              <w:rPr>
+                <w:rFonts w:ascii="Calibri" w:cs="Calibri" w:eastAsia="Calibri" w:hAnsi="Calibri"/>
+                <w:color w:val="2E2E2E"/>
+                <w:sz w:val="12"/>
+                <w:szCs w:val="12"/>
+              </w:rPr>
+              <w:t xml:space="preserve">DENIS Gus</w:t>
+            </w:r>
+          </w:p>
+          <w:p>
+            <w:pPr>
+              <w:spacing w:after="0" w:before="0" w:line="147"/>
+            </w:pPr>
+            <w:r>
+              <w:rPr>
+                <w:rFonts w:ascii="Calibri" w:cs="Calibri" w:eastAsia="Calibri" w:hAnsi="Calibri"/>
+                <w:color w:val="AAAAAA"/>
+                <w:sz w:val="12"/>
+                <w:szCs w:val="12"/>
+              </w:rPr>
+              <w:t xml:space="preserve">02. </w:t>
+            </w:r>
+            <w:r>
+              <w:rPr>
+                <w:rFonts w:ascii="Calibri" w:cs="Calibri" w:eastAsia="Calibri" w:hAnsi="Calibri"/>
+                <w:color w:val="2E2E2E"/>
+                <w:sz w:val="12"/>
+                <w:szCs w:val="12"/>
+              </w:rPr>
+              <w:t xml:space="preserve">DIALLO Hadja Djenabou</w:t>
+            </w:r>
+          </w:p>
+          <w:p>
+            <w:pPr>
+              <w:spacing w:after="0" w:before="0" w:line="147"/>
+            </w:pPr>
+            <w:r>
+              <w:rPr>
+                <w:rFonts w:ascii="Calibri" w:cs="Calibri" w:eastAsia="Calibri" w:hAnsi="Calibri"/>
+                <w:color w:val="AAAAAA"/>
+                <w:sz w:val="12"/>
+                <w:szCs w:val="12"/>
+              </w:rPr>
+              <w:t xml:space="preserve">03. </w:t>
+            </w:r>
+            <w:r>
+              <w:rPr>
+                <w:rFonts w:ascii="Calibri" w:cs="Calibri" w:eastAsia="Calibri" w:hAnsi="Calibri"/>
+                <w:color w:val="2E2E2E"/>
+                <w:sz w:val="12"/>
+                <w:szCs w:val="12"/>
+              </w:rPr>
+              <w:t xml:space="preserve">GENTCHEV Martin</w:t>
+            </w:r>
+          </w:p>
+          <w:p>
+            <w:pPr>
+              <w:spacing w:after="0" w:before="0" w:line="147"/>
+            </w:pPr>
+            <w:r>
+              <w:rPr>
+                <w:rFonts w:ascii="Calibri" w:cs="Calibri" w:eastAsia="Calibri" w:hAnsi="Calibri"/>
+                <w:color w:val="AAAAAA"/>
+                <w:sz w:val="12"/>
+                <w:szCs w:val="12"/>
+              </w:rPr>
+              <w:t xml:space="preserve">04. </w:t>
+            </w:r>
+            <w:r>
+              <w:rPr>
+                <w:rFonts w:ascii="Calibri" w:cs="Calibri" w:eastAsia="Calibri" w:hAnsi="Calibri"/>
+                <w:color w:val="2E2E2E"/>
+                <w:sz w:val="12"/>
+                <w:szCs w:val="12"/>
+              </w:rPr>
+              <w:t xml:space="preserve">MIOT Adrien</w:t>
+            </w:r>
+          </w:p>
+          <w:p>
+            <w:pPr>
+              <w:spacing w:after="0" w:before="0" w:line="147"/>
+            </w:pPr>
+            <w:r>
+              <w:rPr>
+                <w:rFonts w:ascii="Calibri" w:cs="Calibri" w:eastAsia="Calibri" w:hAnsi="Calibri"/>
+                <w:color w:val="AAAAAA"/>
+                <w:sz w:val="12"/>
+                <w:szCs w:val="12"/>
+              </w:rPr>
+              <w:t xml:space="preserve">05. </w:t>
+            </w:r>
+            <w:r>
+              <w:rPr>
+                <w:rFonts w:ascii="Calibri" w:cs="Calibri" w:eastAsia="Calibri" w:hAnsi="Calibri"/>
+                <w:color w:val="2E2E2E"/>
+                <w:sz w:val="12"/>
+                <w:szCs w:val="12"/>
+              </w:rPr>
+              <w:t xml:space="preserve">MORENO GALAN Leo</w:t>
+            </w:r>
+          </w:p>
+          <w:p>
+            <w:pPr>
+              <w:spacing w:after="0" w:before="0" w:line="147"/>
+            </w:pPr>
+            <w:r>
+              <w:rPr>
+                <w:rFonts w:ascii="Calibri" w:cs="Calibri" w:eastAsia="Calibri" w:hAnsi="Calibri"/>
+                <w:color w:val="AAAAAA"/>
+                <w:sz w:val="12"/>
+                <w:szCs w:val="12"/>
+              </w:rPr>
+              <w:t xml:space="preserve">06. </w:t>
+            </w:r>
+            <w:r>
+              <w:rPr>
+                <w:rFonts w:ascii="Calibri" w:cs="Calibri" w:eastAsia="Calibri" w:hAnsi="Calibri"/>
+                <w:color w:val="2E2E2E"/>
+                <w:sz w:val="12"/>
+                <w:szCs w:val="12"/>
+              </w:rPr>
+              <w:t xml:space="preserve">RAZAUSKAS Vytautas</w:t>
+            </w:r>
+          </w:p>
+          <w:p>
+            <w:pPr>
+              <w:spacing w:after="0" w:before="0" w:line="147"/>
+            </w:pPr>
+            <w:r>
+              <w:rPr>
+                <w:rFonts w:ascii="Calibri" w:cs="Calibri" w:eastAsia="Calibri" w:hAnsi="Calibri"/>
+                <w:color w:val="AAAAAA"/>
+                <w:sz w:val="12"/>
+                <w:szCs w:val="12"/>
+              </w:rPr>
+              <w:t xml:space="preserve">07. </w:t>
+            </w:r>
+            <w:r>
+              <w:rPr>
+                <w:rFonts w:ascii="Calibri" w:cs="Calibri" w:eastAsia="Calibri" w:hAnsi="Calibri"/>
+                <w:color w:val="2E2E2E"/>
+                <w:sz w:val="12"/>
+                <w:szCs w:val="12"/>
+              </w:rPr>
+              <w:t xml:space="preserve">STAS Gaspard</w:t>
             </w:r>
           </w:p>
         </w:tc>
@@ -4077,11 +4624,54 @@
             <w:r>
               <w:rPr>
                 <w:rFonts w:ascii="Calibri" w:cs="Calibri" w:eastAsia="Calibri" w:hAnsi="Calibri"/>
-                <w:color w:val="2E2E2E"/>
-                <w:sz w:val="12"/>
-                <w:szCs w:val="12"/>
-              </w:rPr>
-              <w:t xml:space="preserve"/>
+                <w:b/>
+                <w:bCs/>
+                <w:color w:val="C0392B"/>
+                <w:sz w:val="15"/>
+                <w:szCs w:val="15"/>
+              </w:rPr>
+              <w:t xml:space="preserve">12:00–13:00   </w:t>
+            </w:r>
+            <w:r>
+              <w:rPr>
+                <w:rFonts w:ascii="Calibri" w:cs="Calibri" w:eastAsia="Calibri" w:hAnsi="Calibri"/>
+                <w:b/>
+                <w:bCs/>
+                <w:color w:val="2E2E2E"/>
+                <w:sz w:val="15"/>
+                <w:szCs w:val="15"/>
+              </w:rPr>
+              <w:t xml:space="preserve">Privé Vova</w:t>
+            </w:r>
+          </w:p>
+          <w:p>
+            <w:pPr>
+              <w:spacing w:after="14" w:before="0" w:line="147"/>
+            </w:pPr>
+            <w:r>
+              <w:rPr>
+                <w:rFonts w:ascii="Calibri" w:cs="Calibri" w:eastAsia="Calibri" w:hAnsi="Calibri"/>
+                <w:b/>
+                <w:bCs/>
+                <w:color w:val="8A9E28"/>
+                <w:sz w:val="13"/>
+                <w:szCs w:val="13"/>
+              </w:rPr>
+              <w:t xml:space="preserve">Yassine Cherqi</w:t>
+            </w:r>
+          </w:p>
+          <w:p>
+            <w:pPr>
+              <w:spacing w:after="0" w:before="0" w:line="147"/>
+            </w:pPr>
+            <w:r>
+              <w:rPr>
+                <w:rFonts w:ascii="Calibri" w:cs="Calibri" w:eastAsia="Calibri" w:hAnsi="Calibri"/>
+                <w:color w:val="AAAAAA"/>
+                <w:sz w:val="13"/>
+                <w:szCs w:val="13"/>
+              </w:rPr>
+              <w:t xml:space="preserve">—</w:t>
             </w:r>
           </w:p>
         </w:tc>
@@ -5017,11 +5607,54 @@
             <w:r>
               <w:rPr>
                 <w:rFonts w:ascii="Calibri" w:cs="Calibri" w:eastAsia="Calibri" w:hAnsi="Calibri"/>
-                <w:color w:val="2E2E2E"/>
-                <w:sz w:val="12"/>
-                <w:szCs w:val="12"/>
-              </w:rPr>
-              <w:t xml:space="preserve"/>
+                <w:b/>
+                <w:bCs/>
+                <w:color w:val="C0392B"/>
+                <w:sz w:val="15"/>
+                <w:szCs w:val="15"/>
+              </w:rPr>
+              <w:t xml:space="preserve">13:00–14:00   </w:t>
+            </w:r>
+            <w:r>
+              <w:rPr>
+                <w:rFonts w:ascii="Calibri" w:cs="Calibri" w:eastAsia="Calibri" w:hAnsi="Calibri"/>
+                <w:b/>
+                <w:bCs/>
+                <w:color w:val="2E2E2E"/>
+                <w:sz w:val="15"/>
+                <w:szCs w:val="15"/>
+              </w:rPr>
+              <w:t xml:space="preserve">LIBRE pour privé</w:t>
+            </w:r>
+          </w:p>
+          <w:p>
+            <w:pPr>
+              <w:spacing w:after="14" w:before="0" w:line="147"/>
+            </w:pPr>
+            <w:r>
+              <w:rPr>
+                <w:rFonts w:ascii="Calibri" w:cs="Calibri" w:eastAsia="Calibri" w:hAnsi="Calibri"/>
+                <w:b/>
+                <w:bCs/>
+                <w:color w:val="8A9E28"/>
+                <w:sz w:val="13"/>
+                <w:szCs w:val="13"/>
+              </w:rPr>
+              <w:t xml:space="preserve">Julien Chibli</w:t>
+            </w:r>
+          </w:p>
+          <w:p>
+            <w:pPr>
+              <w:spacing w:after="0" w:before="0" w:line="147"/>
+            </w:pPr>
+            <w:r>
+              <w:rPr>
+                <w:rFonts w:ascii="Calibri" w:cs="Calibri" w:eastAsia="Calibri" w:hAnsi="Calibri"/>
+                <w:color w:val="AAAAAA"/>
+                <w:sz w:val="13"/>
+                <w:szCs w:val="13"/>
+              </w:rPr>
+              <w:t xml:space="preserve">—</w:t>
             </w:r>
           </w:p>
         </w:tc>

--- a/Planning_samedi_2026-2027.docx
+++ b/Planning_samedi_2026-2027.docx
@@ -118,7 +118,7 @@
                 <w:sz w:val="19"/>
                 <w:szCs w:val="19"/>
               </w:rPr>
-              <w:t xml:space="preserve">Saison 2026-2027   ·   39 cours   ·   155 inscriptions</w:t>
+              <w:t xml:space="preserve">Saison 2026-2027   ·   39 cours   ·   156 inscriptions</w:t>
             </w:r>
           </w:p>
         </w:tc>
@@ -526,7 +526,7 @@
                 <w:sz w:val="13"/>
                 <w:szCs w:val="13"/>
               </w:rPr>
-              <w:t xml:space="preserve">Mourad Houmid Bennani</w:t>
+              <w:t xml:space="preserve">Felipe Andres Quesney Andrade</w:t>
             </w:r>
           </w:p>
           <w:p>
@@ -1503,7 +1503,7 @@
                 <w:sz w:val="13"/>
                 <w:szCs w:val="13"/>
               </w:rPr>
-              <w:t xml:space="preserve">Mourad Houmid Bennani</w:t>
+              <w:t xml:space="preserve">Felipe Andres Quesney Andrade</w:t>
             </w:r>
           </w:p>
           <w:p>
@@ -1596,29 +1596,6 @@
                 <w:szCs w:val="12"/>
               </w:rPr>
               <w:t xml:space="preserve">SCHOTTE (COMMUNE) Raphaël</w:t>
-            </w:r>
-          </w:p>
-          <w:p>
-            <w:pPr>
-              <w:spacing w:after="0" w:before="0" w:line="147"/>
-            </w:pPr>
-            <w:r>
-              <w:rPr>
-                <w:rFonts w:ascii="Calibri" w:cs="Calibri" w:eastAsia="Calibri" w:hAnsi="Calibri"/>
-                <w:color w:val="AAAAAA"/>
-                <w:sz w:val="12"/>
-                <w:szCs w:val="12"/>
-              </w:rPr>
-              <w:t xml:space="preserve">05. </w:t>
-            </w:r>
-            <w:r>
-              <w:rPr>
-                <w:rFonts w:ascii="Calibri" w:cs="Calibri" w:eastAsia="Calibri" w:hAnsi="Calibri"/>
-                <w:color w:val="2E2E2E"/>
-                <w:sz w:val="12"/>
-                <w:szCs w:val="12"/>
-              </w:rPr>
-              <w:t xml:space="preserve">VAN DIJK BRUNO Michele</w:t>
             </w:r>
           </w:p>
         </w:tc>
@@ -2998,7 +2975,7 @@
                 <w:sz w:val="13"/>
                 <w:szCs w:val="13"/>
               </w:rPr>
-              <w:t xml:space="preserve">Mourad Houmid Bennani</w:t>
+              <w:t xml:space="preserve">Felipe Andres Quesney Andrade</w:t>
             </w:r>
           </w:p>
           <w:p>
@@ -3082,6 +3059,29 @@
                 <w:szCs w:val="12"/>
               </w:rPr>
               <w:t xml:space="preserve">04. </w:t>
+            </w:r>
+            <w:r>
+              <w:rPr>
+                <w:rFonts w:ascii="Calibri" w:cs="Calibri" w:eastAsia="Calibri" w:hAnsi="Calibri"/>
+                <w:color w:val="2E2E2E"/>
+                <w:sz w:val="12"/>
+                <w:szCs w:val="12"/>
+              </w:rPr>
+              <w:t xml:space="preserve">VAN DIJK BRUNO Michele</w:t>
+            </w:r>
+          </w:p>
+          <w:p>
+            <w:pPr>
+              <w:spacing w:after="0" w:before="0" w:line="147"/>
+            </w:pPr>
+            <w:r>
+              <w:rPr>
+                <w:rFonts w:ascii="Calibri" w:cs="Calibri" w:eastAsia="Calibri" w:hAnsi="Calibri"/>
+                <w:color w:val="AAAAAA"/>
+                <w:sz w:val="12"/>
+                <w:szCs w:val="12"/>
+              </w:rPr>
+              <w:t xml:space="preserve">05. </w:t>
             </w:r>
             <w:r>
               <w:rPr>
@@ -3954,6 +3954,29 @@
                 <w:sz w:val="12"/>
                 <w:szCs w:val="12"/>
               </w:rPr>
+              <w:t xml:space="preserve">HASINI Loganda Harish</w:t>
+            </w:r>
+          </w:p>
+          <w:p>
+            <w:pPr>
+              <w:spacing w:after="0" w:before="0" w:line="147"/>
+            </w:pPr>
+            <w:r>
+              <w:rPr>
+                <w:rFonts w:ascii="Calibri" w:cs="Calibri" w:eastAsia="Calibri" w:hAnsi="Calibri"/>
+                <w:color w:val="AAAAAA"/>
+                <w:sz w:val="12"/>
+                <w:szCs w:val="12"/>
+              </w:rPr>
+              <w:t xml:space="preserve">02. </w:t>
+            </w:r>
+            <w:r>
+              <w:rPr>
+                <w:rFonts w:ascii="Calibri" w:cs="Calibri" w:eastAsia="Calibri" w:hAnsi="Calibri"/>
+                <w:color w:val="2E2E2E"/>
+                <w:sz w:val="12"/>
+                <w:szCs w:val="12"/>
+              </w:rPr>
               <w:t xml:space="preserve">LUMBU Elisabeth</w:t>
             </w:r>
           </w:p>
@@ -3968,7 +3991,7 @@
                 <w:sz w:val="12"/>
                 <w:szCs w:val="12"/>
               </w:rPr>
-              <w:t xml:space="preserve">02. </w:t>
+              <w:t xml:space="preserve">03. </w:t>
             </w:r>
             <w:r>
               <w:rPr>
@@ -3991,7 +4014,7 @@
                 <w:sz w:val="12"/>
                 <w:szCs w:val="12"/>
               </w:rPr>
-              <w:t xml:space="preserve">03. </w:t>
+              <w:t xml:space="preserve">04. </w:t>
             </w:r>
             <w:r>
               <w:rPr>
@@ -4226,7 +4249,7 @@
                 <w:sz w:val="13"/>
                 <w:szCs w:val="13"/>
               </w:rPr>
-              <w:t xml:space="preserve">Mourad Houmid Bennani</w:t>
+              <w:t xml:space="preserve">Felipe Andres Quesney Andrade</w:t>
             </w:r>
           </w:p>
           <w:p>
@@ -6189,7 +6212,7 @@
                 <w:sz w:val="13"/>
                 <w:szCs w:val="13"/>
               </w:rPr>
-              <w:t xml:space="preserve">Taha Yassine</w:t>
+              <w:t xml:space="preserve">Elias Taieb</w:t>
             </w:r>
           </w:p>
           <w:p>
@@ -6626,7 +6649,7 @@
                 <w:sz w:val="15"/>
                 <w:szCs w:val="15"/>
               </w:rPr>
-              <w:t xml:space="preserve">Jaune</w:t>
+              <w:t xml:space="preserve">Vert</w:t>
             </w:r>
           </w:p>
           <w:p>

--- a/Planning_samedi_2026-2027.docx
+++ b/Planning_samedi_2026-2027.docx
@@ -526,7 +526,7 @@
                 <w:sz w:val="13"/>
                 <w:szCs w:val="13"/>
               </w:rPr>
-              <w:t xml:space="preserve">Felipe Andres Quesney Andrade</w:t>
+              <w:t xml:space="preserve">Mourad Houmid Bennani</w:t>
             </w:r>
           </w:p>
           <w:p>
@@ -1503,7 +1503,7 @@
                 <w:sz w:val="13"/>
                 <w:szCs w:val="13"/>
               </w:rPr>
-              <w:t xml:space="preserve">Felipe Andres Quesney Andrade</w:t>
+              <w:t xml:space="preserve">Mourad Houmid Bennani</w:t>
             </w:r>
           </w:p>
           <w:p>
@@ -1596,6 +1596,29 @@
                 <w:szCs w:val="12"/>
               </w:rPr>
               <w:t xml:space="preserve">SCHOTTE (COMMUNE) Raphaël</w:t>
+            </w:r>
+          </w:p>
+          <w:p>
+            <w:pPr>
+              <w:spacing w:after="0" w:before="0" w:line="147"/>
+            </w:pPr>
+            <w:r>
+              <w:rPr>
+                <w:rFonts w:ascii="Calibri" w:cs="Calibri" w:eastAsia="Calibri" w:hAnsi="Calibri"/>
+                <w:color w:val="AAAAAA"/>
+                <w:sz w:val="12"/>
+                <w:szCs w:val="12"/>
+              </w:rPr>
+              <w:t xml:space="preserve">05. </w:t>
+            </w:r>
+            <w:r>
+              <w:rPr>
+                <w:rFonts w:ascii="Calibri" w:cs="Calibri" w:eastAsia="Calibri" w:hAnsi="Calibri"/>
+                <w:color w:val="2E2E2E"/>
+                <w:sz w:val="12"/>
+                <w:szCs w:val="12"/>
+              </w:rPr>
+              <w:t xml:space="preserve">VAN DIJK BRUNO Michele</w:t>
             </w:r>
           </w:p>
         </w:tc>
@@ -2450,7 +2473,7 @@
                 <w:sz w:val="12"/>
                 <w:szCs w:val="12"/>
               </w:rPr>
-              <w:t xml:space="preserve">DOMESTICI (COMMUNE) Edoardo</w:t>
+              <w:t xml:space="preserve">DOMESTICI Edoardo</w:t>
             </w:r>
           </w:p>
           <w:p>
@@ -2975,7 +2998,7 @@
                 <w:sz w:val="13"/>
                 <w:szCs w:val="13"/>
               </w:rPr>
-              <w:t xml:space="preserve">Felipe Andres Quesney Andrade</w:t>
+              <w:t xml:space="preserve">Mourad Houmid Bennani</w:t>
             </w:r>
           </w:p>
           <w:p>
@@ -3059,29 +3082,6 @@
                 <w:szCs w:val="12"/>
               </w:rPr>
               <w:t xml:space="preserve">04. </w:t>
-            </w:r>
-            <w:r>
-              <w:rPr>
-                <w:rFonts w:ascii="Calibri" w:cs="Calibri" w:eastAsia="Calibri" w:hAnsi="Calibri"/>
-                <w:color w:val="2E2E2E"/>
-                <w:sz w:val="12"/>
-                <w:szCs w:val="12"/>
-              </w:rPr>
-              <w:t xml:space="preserve">VAN DIJK BRUNO Michele</w:t>
-            </w:r>
-          </w:p>
-          <w:p>
-            <w:pPr>
-              <w:spacing w:after="0" w:before="0" w:line="147"/>
-            </w:pPr>
-            <w:r>
-              <w:rPr>
-                <w:rFonts w:ascii="Calibri" w:cs="Calibri" w:eastAsia="Calibri" w:hAnsi="Calibri"/>
-                <w:color w:val="AAAAAA"/>
-                <w:sz w:val="12"/>
-                <w:szCs w:val="12"/>
-              </w:rPr>
-              <w:t xml:space="preserve">05. </w:t>
             </w:r>
             <w:r>
               <w:rPr>
@@ -4249,7 +4249,7 @@
                 <w:sz w:val="13"/>
                 <w:szCs w:val="13"/>
               </w:rPr>
-              <w:t xml:space="preserve">Felipe Andres Quesney Andrade</w:t>
+              <w:t xml:space="preserve">Mourad Houmid Bennani</w:t>
             </w:r>
           </w:p>
           <w:p>
